--- a/Doc1.docx
+++ b/Doc1.docx
@@ -4,6 +4,9 @@
   <w:body>
     <w:p>
       <w:r>
+        <w:rPr>
+          <w:noProof/>
+        </w:rPr>
         <w:drawing>
           <wp:inline distT="0" distB="0" distL="0" distR="0" wp14:anchorId="53AA757A" wp14:editId="4F0F3925">
             <wp:extent cx="5731510" cy="3274369"/>
@@ -50,6 +53,9 @@
         </w:drawing>
       </w:r>
     </w:p>
+    <w:p/>
+    <w:p/>
+    <w:p/>
     <w:p/>
     <w:sectPr>
       <w:pgSz w:w="11906" w:h="16838"/>
